--- a/SEAL _MARKET_RAG.docx
+++ b/SEAL _MARKET_RAG.docx
@@ -7,23 +7,109 @@
         <w:t># SEAL MARKET - Base de Conocimiento y Políticas de Atención</w:t>
       </w:r>
     </w:p>
+    <w:p>
+      <w:r>
+        <w:t xml:space="preserve">## </w:t>
+      </w:r>
+      <w:r>
+        <w:t>1</w:t>
+      </w:r>
+      <w:r>
+        <w:t>. Pagos y Facturación</w:t>
+      </w:r>
+    </w:p>
+    <w:p>
+      <w:r>
+        <w:t>* **Métodos de pago aceptados:** Transferencia bancaria (SPEI), tarjetas de crédito/débito y pagos en línea.</w:t>
+      </w:r>
+    </w:p>
+    <w:p>
+      <w:r>
+        <w:t>* **Datos bancarios:**</w:t>
+      </w:r>
+    </w:p>
+    <w:p>
+      <w:r>
+        <w:t>Banco: BBVA BANCOMER</w:t>
+      </w:r>
+    </w:p>
+    <w:p>
+      <w:r>
+        <w:t>Clabe interbancaria: 012933004798737322</w:t>
+      </w:r>
+    </w:p>
+    <w:p>
+      <w:r>
+        <w:t>Cuenta: 0479873732</w:t>
+      </w:r>
+    </w:p>
+    <w:p>
+      <w:r>
+        <w:t>Nombre: ALBERTO RODRÍGUEZ SALAS</w:t>
+      </w:r>
+    </w:p>
+    <w:p>
+      <w:r>
+        <w:t>Reportar el pago por whatsapp o al correo contacto@sealmarket.mx</w:t>
+      </w:r>
+    </w:p>
+    <w:p>
+      <w:r>
+        <w:t>* **Facturación:** Sí facturamos. El cliente debe proporcionar su Constancia de Situación Fiscal actualizada, Uso de CFDI y método de pago en el mismo mes de su compra. Los precios ya incluyen IVA.</w:t>
+      </w:r>
+    </w:p>
     <w:p/>
     <w:p>
       <w:r>
-        <w:t>## 1. Identidad y Tono de la Marca</w:t>
-      </w:r>
-    </w:p>
-    <w:p>
-      <w:r>
-        <w:t>* **Nombre de la Empresa:** SEAL MARKET</w:t>
-      </w:r>
-    </w:p>
-    <w:p>
-      <w:r>
-        <w:t xml:space="preserve">* **A qué nos dedicamos:** Venta </w:t>
-      </w:r>
-      <w:r>
-        <w:t>sellos hidráulicos</w:t>
+        <w:t xml:space="preserve">## </w:t>
+      </w:r>
+      <w:r>
+        <w:t>2</w:t>
+      </w:r>
+      <w:r>
+        <w:t>. Envíos y Entregas</w:t>
+      </w:r>
+    </w:p>
+    <w:p>
+      <w:r>
+        <w:t>* **Tiempos de entrega:** De 24 a 72 horas hábiles a nivel nacional, dependiendo de la paquetería y zona extendida. Una vez despachado el pedido, se le comparte su número de guía.</w:t>
+      </w:r>
+    </w:p>
+    <w:p>
+      <w:r>
+        <w:t>* **Costo de envío:** Varía dependiendo del volumen de l</w:t>
+      </w:r>
+      <w:r>
+        <w:t>o</w:t>
+      </w:r>
+      <w:r>
+        <w:t xml:space="preserve">s </w:t>
+      </w:r>
+      <w:r>
+        <w:t>sellos</w:t>
+      </w:r>
+      <w:r>
+        <w:t xml:space="preserve"> y del código postal. Para una cotización exacta de envío, escala a un agente humano.</w:t>
+      </w:r>
+    </w:p>
+    <w:p/>
+    <w:p>
+      <w:r>
+        <w:t xml:space="preserve">## </w:t>
+      </w:r>
+      <w:r>
+        <w:t>3</w:t>
+      </w:r>
+      <w:r>
+        <w:t>. Políticas de Garantía y Devolución</w:t>
+      </w:r>
+    </w:p>
+    <w:p>
+      <w:r>
+        <w:t xml:space="preserve">* **Plazo de garantía:** </w:t>
+      </w:r>
+      <w:r>
+        <w:t>Por la naturaleza de los productos, no hay garantía de ningún tipo</w:t>
       </w:r>
       <w:r>
         <w:t>.</w:t>
@@ -31,1178 +117,67 @@
     </w:p>
     <w:p>
       <w:r>
-        <w:t xml:space="preserve">* **Tono de voz de la IA:** Amable, profesional, directo, usando "tú" pero con mucho respeto. Tu principal objetivo es ayudar al cliente a encontrar </w:t>
-      </w:r>
-      <w:r>
-        <w:t>el sello</w:t>
-      </w:r>
-      <w:r>
-        <w:t xml:space="preserve"> que necesita y asistirle en su proceso de compra.</w:t>
+        <w:t>* **Excepciones:** No hay garantía ni devoluciones por mal uso, golpes, cortes en l</w:t>
+      </w:r>
+      <w:r>
+        <w:t>o</w:t>
+      </w:r>
+      <w:r>
+        <w:t>s</w:t>
+      </w:r>
+      <w:r>
+        <w:t xml:space="preserve"> labios de los sellos, rayaduras, </w:t>
+      </w:r>
+      <w:r>
+        <w:t>instalación incorrecta, fluidos no compatibles, picos de presión, daños en el vástago, etc.</w:t>
+      </w:r>
+    </w:p>
+    <w:p>
+      <w:r>
+        <w:lastRenderedPageBreak/>
+        <w:t>* **Devoluciones:** Solo aplican devoluciones cuando se envía un producto equivocado, siempre y cuando se encuentre en buen estado al ser devuelto. Se repone hasta que recibimos el producto que fue enviado erróneamente.</w:t>
       </w:r>
     </w:p>
     <w:p/>
     <w:p>
       <w:r>
-        <w:t>## 2. Horarios de Atención</w:t>
-      </w:r>
-    </w:p>
-    <w:p>
-      <w:r>
-        <w:t>* **Lunes a Viernes:** 09:00 AM a 0</w:t>
-      </w:r>
-      <w:r>
-        <w:t>6</w:t>
-      </w:r>
-      <w:r>
-        <w:t>:00 PM</w:t>
-      </w:r>
-    </w:p>
-    <w:p>
-      <w:r>
-        <w:t>* **Sábados:** 09:00 AM a 0</w:t>
-      </w:r>
-      <w:r>
-        <w:t>1</w:t>
-      </w:r>
-      <w:r>
-        <w:t>:00 PM</w:t>
-      </w:r>
-    </w:p>
-    <w:p>
-      <w:r>
-        <w:t>* **Domingos y Días Festivos:** Cerrado</w:t>
-      </w:r>
-    </w:p>
-    <w:p>
-      <w:r>
-        <w:t>* **Regla de IA fuera de horario:** Si el cliente escribe fuera de este horario, infórmale amablemente que estamos cerrados, pero que atenderemos su solicitud a primera hora del siguiente día hábil. Recuerda escalar el chat para que un humano lo retome en la mañana.</w:t>
+        <w:t xml:space="preserve">## 5. </w:t>
+      </w:r>
+      <w:r>
+        <w:t>Sobre Nosotros y Ubicación</w:t>
+      </w:r>
+    </w:p>
+    <w:p>
+      <w:r>
+        <w:t xml:space="preserve">Somos SEAL MARKET. Operamos principalmente como un modelo de e-commerce </w:t>
+      </w:r>
+      <w:r>
+        <w:t>c</w:t>
+      </w:r>
+      <w:r>
+        <w:t>on envíos a todo México. Contamos con ubicaciones</w:t>
+      </w:r>
+      <w:r>
+        <w:t xml:space="preserve"> </w:t>
+      </w:r>
+      <w:r>
+        <w:t xml:space="preserve">físicas o almacenes en </w:t>
+      </w:r>
+      <w:r>
+        <w:t>la ciudad de Durango; Mazatlán; Guadalupe, Zac. y la ciudad de Querétaro</w:t>
+      </w:r>
+      <w:r>
+        <w:t>. Si un cliente desea pasar por su material a mostrador, sí es posible,</w:t>
+      </w:r>
+      <w:r>
+        <w:t xml:space="preserve"> </w:t>
+      </w:r>
+      <w:r>
+        <w:t>pero se debe coordinar primero el pago y la existencia.</w:t>
       </w:r>
     </w:p>
     <w:p/>
-    <w:p>
-      <w:r>
-        <w:t>## 3. Sucursales y Ubicaciones</w:t>
-      </w:r>
-    </w:p>
-    <w:p>
-      <w:r>
-        <w:t>* **Regla de IA para ubicaciones:** Si el cliente pregunta por la ubicación física o de dónde somos, pregúntale de qué ciudad nos escribe o menciónale que operamos principalmente como e-commerce con envíos a todo el país.</w:t>
-      </w:r>
-    </w:p>
     <w:p/>
-    <w:p>
-      <w:r>
-        <w:t>## 4. Reglas de Cotización de Productos</w:t>
-      </w:r>
-    </w:p>
-    <w:p>
-      <w:r>
-        <w:t>* **Límite de productos por cotización automática:** Tienes permitido cotizar y dar precios para un MÁXIMO de **</w:t>
-      </w:r>
-      <w:r>
-        <w:t>10</w:t>
-      </w:r>
-      <w:r>
-        <w:t xml:space="preserve"> productos** por chat de forma automática.</w:t>
-      </w:r>
-    </w:p>
-    <w:p>
-      <w:r>
-        <w:t xml:space="preserve">* **Regla de Escalación por cantidad:** Si el cliente solicita una cotización mayor a </w:t>
-      </w:r>
-      <w:r>
-        <w:t>10</w:t>
-      </w:r>
-      <w:r>
-        <w:t xml:space="preserve"> productos, DEBES escalar la conversación a un humano inmediatamente usando tu comando interno de escalación.</w:t>
-      </w:r>
-    </w:p>
-    <w:p>
-      <w:r>
-        <w:lastRenderedPageBreak/>
-        <w:t>* **Archivos y Listas largas:** Si el cliente envía un documento (PDF, Excel, Word) con una lista de productos para cotizar, o una foto de una lista larga, NO intentes leerla. Informa al cliente que un agente humano revisará su archivo detalladamente y escala la conversación.</w:t>
-      </w:r>
-    </w:p>
-    <w:p/>
-    <w:p>
-      <w:r>
-        <w:t>## 5. Pagos y Facturación</w:t>
-      </w:r>
-    </w:p>
-    <w:p>
-      <w:r>
-        <w:t>* **Métodos de pago aceptados:** Transferencia bancaria (SPEI), tarjetas de crédito/débito y pagos en línea.</w:t>
-      </w:r>
-    </w:p>
-    <w:p>
-      <w:r>
-        <w:t>* **</w:t>
-      </w:r>
-      <w:r>
-        <w:t>Datos bancarios</w:t>
-      </w:r>
-      <w:r>
-        <w:t>:**</w:t>
-      </w:r>
-    </w:p>
-    <w:p>
-      <w:r>
-        <w:t xml:space="preserve">Banco: </w:t>
-      </w:r>
-      <w:r>
-        <w:t>BBVA BANCOMER</w:t>
-      </w:r>
-    </w:p>
-    <w:p>
-      <w:r>
-        <w:t xml:space="preserve">Clabe interbancaria: </w:t>
-      </w:r>
-      <w:r>
-        <w:t>012933004798737322</w:t>
-      </w:r>
-    </w:p>
-    <w:p>
-      <w:r>
-        <w:t>Cuenta: 0479873732</w:t>
-      </w:r>
-    </w:p>
-    <w:p>
-      <w:r>
-        <w:t xml:space="preserve">Nombre: </w:t>
-      </w:r>
-      <w:r>
-        <w:t>ALBERTO RODRÍGUEZ SALAS</w:t>
-      </w:r>
-    </w:p>
-    <w:p>
-      <w:r>
-        <w:t>Reportar el pago por whatsapp o al correo contacto@sealmarket.mx</w:t>
-      </w:r>
-    </w:p>
-    <w:p>
-      <w:r>
-        <w:t>* **Facturación:** Sí facturamos. El cliente debe proporcionar su Constancia de Situación Fiscal actualizada, Uso de CFDI y método de pago en el mismo mes de su compra. Los precios ya incluyen IVA.</w:t>
-      </w:r>
-    </w:p>
-    <w:p/>
-    <w:p>
-      <w:r>
-        <w:t>## 6. Envíos y Entregas</w:t>
-      </w:r>
-    </w:p>
-    <w:p>
-      <w:r>
-        <w:t>* **Tiempos de entrega:** De 24 a 72 horas hábiles a nivel nacional, dependiendo de la paquetería y zona extendida. Una vez despachado el pedido, se le comparte su número de guía.</w:t>
-      </w:r>
-    </w:p>
-    <w:p>
-      <w:r>
-        <w:t>* **Costo de envío:** Varía dependiendo del volumen de l</w:t>
-      </w:r>
-      <w:r>
-        <w:t>o</w:t>
-      </w:r>
-      <w:r>
-        <w:t xml:space="preserve">s </w:t>
-      </w:r>
-      <w:r>
-        <w:t>sellos</w:t>
-      </w:r>
-      <w:r>
-        <w:t xml:space="preserve"> y del código postal. Para una cotización exacta de envío, escala a un agente humano.</w:t>
-      </w:r>
-    </w:p>
-    <w:p/>
-    <w:p>
-      <w:r>
-        <w:t>## 7. Políticas de Garantía y Devolución</w:t>
-      </w:r>
-    </w:p>
-    <w:p>
-      <w:r>
-        <w:t xml:space="preserve">* **Plazo de garantía:** </w:t>
-      </w:r>
-      <w:r>
-        <w:t>Por la naturaleza de los productos, no hay garantía de ningún tipo</w:t>
-      </w:r>
-      <w:r>
-        <w:t>.</w:t>
-      </w:r>
-    </w:p>
-    <w:p>
-      <w:r>
-        <w:lastRenderedPageBreak/>
-        <w:t>* **Excepciones:** No hay garantía ni devoluciones por mal uso, golpes, cortes en las llantas, baches, banquetazos o rodamiento sin presión de aire.</w:t>
-      </w:r>
-    </w:p>
-    <w:p>
-      <w:r>
-        <w:t>* **</w:t>
-      </w:r>
-      <w:r>
-        <w:t>Devoluciones</w:t>
-      </w:r>
-      <w:r>
-        <w:t>:**</w:t>
-      </w:r>
-      <w:r>
-        <w:t xml:space="preserve"> Solo aplican devoluciones cuando se envía un producto equivocado, siempre y cuando se encuentre en buen estado al ser devuelto. Se repone hasta que recibimos el producto que fue enviado erróneamente.</w:t>
-      </w:r>
-    </w:p>
-    <w:p/>
-    <w:p>
-      <w:r>
-        <w:t>## 8. Reglas de Abuso y Comportamiento del Cliente</w:t>
-      </w:r>
-    </w:p>
-    <w:p>
-      <w:r>
-        <w:t>* Si el cliente utiliza lenguaje ofensivo, insultos o amenazas, responde amablemente: *"Le recordamos que en SEAL MARKET mantenemos un ambiente de respeto. Un supervisor revisará su caso."* y escala inmediatamente la conversación.</w:t>
-      </w:r>
-    </w:p>
-    <w:p>
-      <w:r>
-        <w:t>* Si el cliente insiste reiteradamente en un descuento que ya se le negó, escala la conversación a un vendedor.</w:t>
-      </w:r>
-    </w:p>
-    <w:p/>
-    <w:p>
-      <w:r>
-        <w:t>## 9. Gatillos de Escalación Directa (Obligatorio)</w:t>
-      </w:r>
-    </w:p>
-    <w:p>
-      <w:r>
-        <w:t>DEBES transferir el chat a un agente humano INMEDIATAMENTE cuando ocurra alguna de estas situaciones:</w:t>
-      </w:r>
-    </w:p>
-    <w:p>
-      <w:r>
-        <w:t>1. El cliente pide explícitamente hablar con un "humano", "asesor", "vendedor" o "persona".</w:t>
-      </w:r>
-    </w:p>
-    <w:p>
-      <w:r>
-        <w:t>2. El cliente quiere interponer una queja o reclamo grave.</w:t>
-      </w:r>
-    </w:p>
-    <w:p>
-      <w:r>
-        <w:t>3. El cliente desea realizar una compra al por mayor (flotillas o empresas).</w:t>
-      </w:r>
-    </w:p>
-    <w:p>
-      <w:r>
-        <w:t xml:space="preserve">4. No encuentras la respuesta en esta base de conocimientos ni en el catálogo, o tienes dudas sobre si </w:t>
-      </w:r>
-      <w:r>
-        <w:t>el sello</w:t>
-      </w:r>
-      <w:r>
-        <w:t xml:space="preserve"> le queda a su </w:t>
-      </w:r>
-      <w:r>
-        <w:t>cilindro</w:t>
-      </w:r>
-      <w:r>
-        <w:t>.</w:t>
-      </w:r>
-    </w:p>
-    <w:p/>
-    <w:p>
-      <w:r>
-        <w:t>## 10. Búsqueda de Productos en Catálogo (Instrucción Exclusiva para IA)</w:t>
-      </w:r>
-    </w:p>
-    <w:p>
-      <w:r>
-        <w:t>Para buscar precios y existencias en nuestro catálogo, TIENES ACCESO A LA HERRAMIENTA 'consultar_catalogo'.</w:t>
-      </w:r>
-    </w:p>
-    <w:p>
-      <w:r>
-        <w:t>Siempre que el cliente pregunte por un producto o disponibilidad, usa esta herramienta enviando un JSON válido en el parámetro 'query_params'.</w:t>
-      </w:r>
-    </w:p>
-    <w:p/>
-    <w:p>
-      <w:r>
-        <w:lastRenderedPageBreak/>
-        <w:t>Los campos permitidos para SEAL MARKET son:</w:t>
-      </w:r>
-    </w:p>
-    <w:p>
-      <w:r>
-        <w:t>- "familia": Nombre de la familia (ej. "</w:t>
-      </w:r>
-      <w:r>
-        <w:t>ORINGS</w:t>
-      </w:r>
-      <w:r>
-        <w:t>", "</w:t>
-      </w:r>
-      <w:r>
-        <w:t>LIMPIADORES</w:t>
-      </w:r>
-      <w:r>
-        <w:t>", "</w:t>
-      </w:r>
-      <w:r>
-        <w:t>SELLOS DE PISTON</w:t>
-      </w:r>
-      <w:r>
-        <w:t>")</w:t>
-      </w:r>
-    </w:p>
-    <w:p>
-      <w:r>
-        <w:t xml:space="preserve">- "seccion": Sección o </w:t>
-      </w:r>
-      <w:r>
-        <w:t>espesor</w:t>
-      </w:r>
-      <w:r>
-        <w:t xml:space="preserve"> de</w:t>
-      </w:r>
-      <w:r>
-        <w:t>l</w:t>
-      </w:r>
-      <w:r>
-        <w:t xml:space="preserve"> </w:t>
-      </w:r>
-      <w:r>
-        <w:t>sello</w:t>
-      </w:r>
-      <w:r>
-        <w:t xml:space="preserve">, no todos los sellos tienen este dato, por ejemplo los </w:t>
-      </w:r>
-      <w:r>
-        <w:t>“SELLOS DE PISTON”</w:t>
-      </w:r>
-      <w:r>
-        <w:t xml:space="preserve"> y </w:t>
-      </w:r>
-      <w:r>
-        <w:t>LIMPIADORES</w:t>
-      </w:r>
-      <w:r>
-        <w:t xml:space="preserve"> (ej. "</w:t>
-      </w:r>
-      <w:r>
-        <w:t>0.250</w:t>
-      </w:r>
-      <w:r>
-        <w:t>", "</w:t>
-      </w:r>
-      <w:r>
-        <w:t>0.500</w:t>
-      </w:r>
-      <w:r>
-        <w:t>")</w:t>
-      </w:r>
-    </w:p>
-    <w:p>
-      <w:r>
-        <w:t>- "perfil": Perfil de</w:t>
-      </w:r>
-      <w:r>
-        <w:t>l</w:t>
-      </w:r>
-      <w:r>
-        <w:t xml:space="preserve"> </w:t>
-      </w:r>
-      <w:r>
-        <w:t>sello</w:t>
-      </w:r>
-      <w:r>
-        <w:t xml:space="preserve"> (ej. "</w:t>
-      </w:r>
-      <w:r>
-        <w:t>PTB</w:t>
-      </w:r>
-      <w:r>
-        <w:t>", "</w:t>
-      </w:r>
-      <w:r>
-        <w:t>K501</w:t>
-      </w:r>
-      <w:r>
-        <w:t>")</w:t>
-      </w:r>
-    </w:p>
-    <w:p>
-      <w:r>
-        <w:t xml:space="preserve">- "diam_int": diámetro interior </w:t>
-      </w:r>
-      <w:r>
-        <w:t>del sello</w:t>
-      </w:r>
-      <w:r>
-        <w:t>(ej. 16, 17, 18)</w:t>
-      </w:r>
-    </w:p>
-    <w:p>
-      <w:r>
-        <w:t>- "diam_ext": Diámetro exterior</w:t>
-      </w:r>
-    </w:p>
-    <w:p>
-      <w:r>
-        <w:t>- "</w:t>
-      </w:r>
-      <w:r>
-        <w:t>altura</w:t>
-      </w:r>
-      <w:r>
-        <w:t xml:space="preserve">": </w:t>
-      </w:r>
-      <w:r>
-        <w:t>altura del sello, no todos los sellos tienen este dato, por ejemplo los ORINGS y RESPALDOS</w:t>
-      </w:r>
-    </w:p>
-    <w:p/>
-    <w:p>
-      <w:r>
-        <w:t>- "sist_med": Sistema de medición (ej. "mm" o "std")</w:t>
-      </w:r>
-    </w:p>
-    <w:p>
-      <w:r>
-        <w:t>- "lista_precios": No lo envíes a menos que se especifique una lista de precios particular.</w:t>
-      </w:r>
-    </w:p>
-    <w:p/>
-    <w:p>
-      <w:r>
-        <w:t xml:space="preserve">**Ejemplo de uso:** </w:t>
-      </w:r>
-    </w:p>
-    <w:p>
-      <w:r>
-        <w:t xml:space="preserve">Si el cliente dice: *"¿Tienes </w:t>
-      </w:r>
-      <w:r>
-        <w:t xml:space="preserve">un sello de 1.5?, debes preguntar por los demás datos y cuestionarle si el 1.5 corresponde al diámetro interior o exterior, así como preguntar </w:t>
-      </w:r>
-      <w:r>
-        <w:t>el tipo de sello que es (familia) y si las medidas son en pulgadas o milímetros</w:t>
-      </w:r>
-      <w:r>
-        <w:t xml:space="preserve">. A </w:t>
-      </w:r>
-      <w:r>
-        <w:t>continuación,</w:t>
-      </w:r>
-      <w:r>
-        <w:t xml:space="preserve"> se muestra una tabla con el tipo de sello y sus dimensiones requeridas:</w:t>
-      </w:r>
-    </w:p>
-    <w:tbl>
-      <w:tblPr>
-        <w:tblStyle w:val="Tablaconcuadrcula"/>
-        <w:tblW w:w="0" w:type="auto"/>
-        <w:tblLook w:val="04A0" w:firstRow="1" w:lastRow="0" w:firstColumn="1" w:lastColumn="0" w:noHBand="0" w:noVBand="1"/>
-      </w:tblPr>
-      <w:tblGrid>
-        <w:gridCol w:w="2059"/>
-        <w:gridCol w:w="2697"/>
-        <w:gridCol w:w="2380"/>
-        <w:gridCol w:w="1692"/>
-      </w:tblGrid>
-      <w:tr>
-        <w:tc>
-          <w:tcPr>
-            <w:tcW w:w="2059" w:type="dxa"/>
-          </w:tcPr>
-          <w:p>
-            <w:r>
-              <w:t>Familia</w:t>
-            </w:r>
-          </w:p>
-        </w:tc>
-        <w:tc>
-          <w:tcPr>
-            <w:tcW w:w="2697" w:type="dxa"/>
-          </w:tcPr>
-          <w:p>
-            <w:r>
-              <w:t>Dimensiones</w:t>
-            </w:r>
-          </w:p>
-        </w:tc>
-        <w:tc>
-          <w:tcPr>
-            <w:tcW w:w="2380" w:type="dxa"/>
-          </w:tcPr>
-          <w:p>
-            <w:r>
-              <w:t>Dimensión preponderante</w:t>
-            </w:r>
-          </w:p>
-        </w:tc>
-        <w:tc>
-          <w:tcPr>
-            <w:tcW w:w="1692" w:type="dxa"/>
-          </w:tcPr>
-          <w:p>
-            <w:r>
-              <w:t>Ubicación en cilindro</w:t>
-            </w:r>
-          </w:p>
-        </w:tc>
-      </w:tr>
-      <w:tr>
-        <w:tc>
-          <w:tcPr>
-            <w:tcW w:w="2059" w:type="dxa"/>
-          </w:tcPr>
-          <w:p>
-            <w:r>
-              <w:t>BUFFERS</w:t>
-            </w:r>
-          </w:p>
-        </w:tc>
-        <w:tc>
-          <w:tcPr>
-            <w:tcW w:w="2697" w:type="dxa"/>
-          </w:tcPr>
-          <w:p>
-            <w:r>
-              <w:t>Diámetro interior, diámetro exterior y altura</w:t>
-            </w:r>
-          </w:p>
-        </w:tc>
-        <w:tc>
-          <w:tcPr>
-            <w:tcW w:w="2380" w:type="dxa"/>
-          </w:tcPr>
-          <w:p>
-            <w:r>
-              <w:t>Diámetro interior</w:t>
-            </w:r>
-          </w:p>
-        </w:tc>
-        <w:tc>
-          <w:tcPr>
-            <w:tcW w:w="1692" w:type="dxa"/>
-          </w:tcPr>
-          <w:p>
-            <w:r>
-              <w:t>Estopero</w:t>
-            </w:r>
-          </w:p>
-        </w:tc>
-      </w:tr>
-      <w:tr>
-        <w:tc>
-          <w:tcPr>
-            <w:tcW w:w="2059" w:type="dxa"/>
-          </w:tcPr>
-          <w:p>
-            <w:r>
-              <w:t>CORDONES</w:t>
-            </w:r>
-          </w:p>
-        </w:tc>
-        <w:tc>
-          <w:tcPr>
-            <w:tcW w:w="2697" w:type="dxa"/>
-          </w:tcPr>
-          <w:p>
-            <w:r>
-              <w:t>Sección</w:t>
-            </w:r>
-          </w:p>
-        </w:tc>
-        <w:tc>
-          <w:tcPr>
-            <w:tcW w:w="2380" w:type="dxa"/>
-          </w:tcPr>
-          <w:p>
-            <w:r>
-              <w:t>Sección</w:t>
-            </w:r>
-          </w:p>
-        </w:tc>
-        <w:tc>
-          <w:tcPr>
-            <w:tcW w:w="1692" w:type="dxa"/>
-          </w:tcPr>
-          <w:p>
-            <w:r>
-              <w:t>Ambos</w:t>
-            </w:r>
-          </w:p>
-        </w:tc>
-      </w:tr>
-      <w:tr>
-        <w:tc>
-          <w:tcPr>
-            <w:tcW w:w="2059" w:type="dxa"/>
-          </w:tcPr>
-          <w:p>
-            <w:r>
-              <w:t>GUIAS DE DESGASTE</w:t>
-            </w:r>
-          </w:p>
-        </w:tc>
-        <w:tc>
-          <w:tcPr>
-            <w:tcW w:w="2697" w:type="dxa"/>
-          </w:tcPr>
-          <w:p>
-            <w:r>
-              <w:t>Diámetro interior, diámetro exterior y altura</w:t>
-            </w:r>
-          </w:p>
-        </w:tc>
-        <w:tc>
-          <w:tcPr>
-            <w:tcW w:w="2380" w:type="dxa"/>
-          </w:tcPr>
-          <w:p>
-            <w:r>
-              <w:t>Diámetro exterior</w:t>
-            </w:r>
-          </w:p>
-        </w:tc>
-        <w:tc>
-          <w:tcPr>
-            <w:tcW w:w="1692" w:type="dxa"/>
-          </w:tcPr>
-          <w:p>
-            <w:r>
-              <w:t>Ambos</w:t>
-            </w:r>
-          </w:p>
-        </w:tc>
-      </w:tr>
-      <w:tr>
-        <w:tc>
-          <w:tcPr>
-            <w:tcW w:w="2059" w:type="dxa"/>
-          </w:tcPr>
-          <w:p>
-            <w:r>
-              <w:t>KIT TELESCOPICO</w:t>
-            </w:r>
-          </w:p>
-        </w:tc>
-        <w:tc>
-          <w:tcPr>
-            <w:tcW w:w="2697" w:type="dxa"/>
-          </w:tcPr>
-          <w:p>
-            <w:r>
-              <w:t>Escalar a un humano</w:t>
-            </w:r>
-          </w:p>
-        </w:tc>
-        <w:tc>
-          <w:tcPr>
-            <w:tcW w:w="2380" w:type="dxa"/>
-          </w:tcPr>
-          <w:p>
-            <w:r>
-              <w:t>No aplica</w:t>
-            </w:r>
-          </w:p>
-        </w:tc>
-        <w:tc>
-          <w:tcPr>
-            <w:tcW w:w="1692" w:type="dxa"/>
-          </w:tcPr>
-          <w:p/>
-        </w:tc>
-      </w:tr>
-      <w:tr>
-        <w:tc>
-          <w:tcPr>
-            <w:tcW w:w="2059" w:type="dxa"/>
-          </w:tcPr>
-          <w:p>
-            <w:r>
-              <w:t>LIMPIADORES</w:t>
-            </w:r>
-          </w:p>
-        </w:tc>
-        <w:tc>
-          <w:tcPr>
-            <w:tcW w:w="2697" w:type="dxa"/>
-          </w:tcPr>
-          <w:p>
-            <w:r>
-              <w:t>Diámetro interior, diámetro exterior y altura</w:t>
-            </w:r>
-          </w:p>
-        </w:tc>
-        <w:tc>
-          <w:tcPr>
-            <w:tcW w:w="2380" w:type="dxa"/>
-          </w:tcPr>
-          <w:p>
-            <w:r>
-              <w:t>Diámetro interior</w:t>
-            </w:r>
-          </w:p>
-        </w:tc>
-        <w:tc>
-          <w:tcPr>
-            <w:tcW w:w="1692" w:type="dxa"/>
-          </w:tcPr>
-          <w:p>
-            <w:r>
-              <w:t>Estopero</w:t>
-            </w:r>
-          </w:p>
-        </w:tc>
-      </w:tr>
-      <w:tr>
-        <w:tc>
-          <w:tcPr>
-            <w:tcW w:w="2059" w:type="dxa"/>
-          </w:tcPr>
-          <w:p>
-            <w:r>
-              <w:lastRenderedPageBreak/>
-              <w:t>ORINGS</w:t>
-            </w:r>
-          </w:p>
-        </w:tc>
-        <w:tc>
-          <w:tcPr>
-            <w:tcW w:w="2697" w:type="dxa"/>
-          </w:tcPr>
-          <w:p>
-            <w:r>
-              <w:t>Diámetro interior, diámetro exterior y sección</w:t>
-            </w:r>
-          </w:p>
-        </w:tc>
-        <w:tc>
-          <w:tcPr>
-            <w:tcW w:w="2380" w:type="dxa"/>
-          </w:tcPr>
-          <w:p>
-            <w:r>
-              <w:t>Diámetro interior</w:t>
-            </w:r>
-          </w:p>
-        </w:tc>
-        <w:tc>
-          <w:tcPr>
-            <w:tcW w:w="1692" w:type="dxa"/>
-          </w:tcPr>
-          <w:p>
-            <w:r>
-              <w:t>Ambos</w:t>
-            </w:r>
-          </w:p>
-        </w:tc>
-      </w:tr>
-      <w:tr>
-        <w:tc>
-          <w:tcPr>
-            <w:tcW w:w="2059" w:type="dxa"/>
-          </w:tcPr>
-          <w:p>
-            <w:r>
-              <w:t>QRINGS</w:t>
-            </w:r>
-          </w:p>
-        </w:tc>
-        <w:tc>
-          <w:tcPr>
-            <w:tcW w:w="2697" w:type="dxa"/>
-          </w:tcPr>
-          <w:p>
-            <w:r>
-              <w:t>Diámetro interior, diámetro exterior y sección</w:t>
-            </w:r>
-          </w:p>
-        </w:tc>
-        <w:tc>
-          <w:tcPr>
-            <w:tcW w:w="2380" w:type="dxa"/>
-          </w:tcPr>
-          <w:p>
-            <w:r>
-              <w:t>Diámetro interior</w:t>
-            </w:r>
-          </w:p>
-        </w:tc>
-        <w:tc>
-          <w:tcPr>
-            <w:tcW w:w="1692" w:type="dxa"/>
-          </w:tcPr>
-          <w:p>
-            <w:r>
-              <w:t>Ambos</w:t>
-            </w:r>
-          </w:p>
-        </w:tc>
-      </w:tr>
-      <w:tr>
-        <w:tc>
-          <w:tcPr>
-            <w:tcW w:w="2059" w:type="dxa"/>
-          </w:tcPr>
-          <w:p>
-            <w:r>
-              <w:t>RESPALDOS</w:t>
-            </w:r>
-          </w:p>
-        </w:tc>
-        <w:tc>
-          <w:tcPr>
-            <w:tcW w:w="2697" w:type="dxa"/>
-          </w:tcPr>
-          <w:p>
-            <w:r>
-              <w:t>Diámetro interior, diámetro exterior y sección</w:t>
-            </w:r>
-          </w:p>
-        </w:tc>
-        <w:tc>
-          <w:tcPr>
-            <w:tcW w:w="2380" w:type="dxa"/>
-          </w:tcPr>
-          <w:p>
-            <w:r>
-              <w:t>Diámetro interior</w:t>
-            </w:r>
-          </w:p>
-        </w:tc>
-        <w:tc>
-          <w:tcPr>
-            <w:tcW w:w="1692" w:type="dxa"/>
-          </w:tcPr>
-          <w:p>
-            <w:r>
-              <w:t>Ambos</w:t>
-            </w:r>
-          </w:p>
-        </w:tc>
-      </w:tr>
-      <w:tr>
-        <w:tc>
-          <w:tcPr>
-            <w:tcW w:w="2059" w:type="dxa"/>
-          </w:tcPr>
-          <w:p>
-            <w:r>
-              <w:t>RETENES</w:t>
-            </w:r>
-          </w:p>
-        </w:tc>
-        <w:tc>
-          <w:tcPr>
-            <w:tcW w:w="2697" w:type="dxa"/>
-          </w:tcPr>
-          <w:p>
-            <w:r>
-              <w:t>Diámetro interior, diámetro exterior y altura</w:t>
-            </w:r>
-          </w:p>
-        </w:tc>
-        <w:tc>
-          <w:tcPr>
-            <w:tcW w:w="2380" w:type="dxa"/>
-          </w:tcPr>
-          <w:p>
-            <w:r>
-              <w:t>Diámetro interior</w:t>
-            </w:r>
-          </w:p>
-        </w:tc>
-        <w:tc>
-          <w:tcPr>
-            <w:tcW w:w="1692" w:type="dxa"/>
-          </w:tcPr>
-          <w:p>
-            <w:r>
-              <w:t>No aplica, no es componente de cilindro hidráulico.</w:t>
-            </w:r>
-          </w:p>
-        </w:tc>
-      </w:tr>
-      <w:tr>
-        <w:tc>
-          <w:tcPr>
-            <w:tcW w:w="2059" w:type="dxa"/>
-          </w:tcPr>
-          <w:p>
-            <w:r>
-              <w:t>SELLOS DE PISTON</w:t>
-            </w:r>
-          </w:p>
-        </w:tc>
-        <w:tc>
-          <w:tcPr>
-            <w:tcW w:w="2697" w:type="dxa"/>
-          </w:tcPr>
-          <w:p>
-            <w:r>
-              <w:t>Diámetro interior, diámetro exterior y altura</w:t>
-            </w:r>
-          </w:p>
-        </w:tc>
-        <w:tc>
-          <w:tcPr>
-            <w:tcW w:w="2380" w:type="dxa"/>
-          </w:tcPr>
-          <w:p>
-            <w:r>
-              <w:t>Diámetro exterior</w:t>
-            </w:r>
-          </w:p>
-        </w:tc>
-        <w:tc>
-          <w:tcPr>
-            <w:tcW w:w="1692" w:type="dxa"/>
-          </w:tcPr>
-          <w:p>
-            <w:r>
-              <w:t>Pistón</w:t>
-            </w:r>
-          </w:p>
-        </w:tc>
-      </w:tr>
-      <w:tr>
-        <w:tc>
-          <w:tcPr>
-            <w:tcW w:w="2059" w:type="dxa"/>
-          </w:tcPr>
-          <w:p>
-            <w:r>
-              <w:t>SELLOS DE VASTAGO</w:t>
-            </w:r>
-          </w:p>
-        </w:tc>
-        <w:tc>
-          <w:tcPr>
-            <w:tcW w:w="2697" w:type="dxa"/>
-          </w:tcPr>
-          <w:p>
-            <w:r>
-              <w:t>Diámetro interior, diámetro exterior y altura</w:t>
-            </w:r>
-          </w:p>
-        </w:tc>
-        <w:tc>
-          <w:tcPr>
-            <w:tcW w:w="2380" w:type="dxa"/>
-          </w:tcPr>
-          <w:p>
-            <w:r>
-              <w:t>Diámetro interior</w:t>
-            </w:r>
-          </w:p>
-        </w:tc>
-        <w:tc>
-          <w:tcPr>
-            <w:tcW w:w="1692" w:type="dxa"/>
-          </w:tcPr>
-          <w:p>
-            <w:r>
-              <w:t>Ambos</w:t>
-            </w:r>
-          </w:p>
-        </w:tc>
-      </w:tr>
-      <w:tr>
-        <w:tc>
-          <w:tcPr>
-            <w:tcW w:w="2059" w:type="dxa"/>
-          </w:tcPr>
-          <w:p>
-            <w:r>
-              <w:t>SELLOS U</w:t>
-            </w:r>
-          </w:p>
-        </w:tc>
-        <w:tc>
-          <w:tcPr>
-            <w:tcW w:w="2697" w:type="dxa"/>
-          </w:tcPr>
-          <w:p>
-            <w:r>
-              <w:t>Diámetro interior, diámetro exterior y altura</w:t>
-            </w:r>
-          </w:p>
-        </w:tc>
-        <w:tc>
-          <w:tcPr>
-            <w:tcW w:w="2380" w:type="dxa"/>
-          </w:tcPr>
-          <w:p>
-            <w:r>
-              <w:t>Diámetro interior</w:t>
-            </w:r>
-          </w:p>
-        </w:tc>
-        <w:tc>
-          <w:tcPr>
-            <w:tcW w:w="1692" w:type="dxa"/>
-          </w:tcPr>
-          <w:p>
-            <w:r>
-              <w:t>Ambos</w:t>
-            </w:r>
-          </w:p>
-        </w:tc>
-      </w:tr>
-      <w:tr>
-        <w:tc>
-          <w:tcPr>
-            <w:tcW w:w="2059" w:type="dxa"/>
-          </w:tcPr>
-          <w:p>
-            <w:r>
-              <w:t>TETRA ORINGS</w:t>
-            </w:r>
-          </w:p>
-        </w:tc>
-        <w:tc>
-          <w:tcPr>
-            <w:tcW w:w="2697" w:type="dxa"/>
-          </w:tcPr>
-          <w:p>
-            <w:r>
-              <w:t>Diámetro interior, diámetro exterior y sección</w:t>
-            </w:r>
-          </w:p>
-        </w:tc>
-        <w:tc>
-          <w:tcPr>
-            <w:tcW w:w="2380" w:type="dxa"/>
-          </w:tcPr>
-          <w:p>
-            <w:r>
-              <w:t>Diámetro interior</w:t>
-            </w:r>
-          </w:p>
-        </w:tc>
-        <w:tc>
-          <w:tcPr>
-            <w:tcW w:w="1692" w:type="dxa"/>
-          </w:tcPr>
-          <w:p>
-            <w:r>
-              <w:t>Ambos</w:t>
-            </w:r>
-          </w:p>
-        </w:tc>
-      </w:tr>
-    </w:tbl>
-    <w:p>
-      <w:r>
-        <w:t>Nota: Al estopero también lo llaman tapa; al pistón también lo conocen como émbolo. Depende de la región a la que pertenezca el usuario.</w:t>
-      </w:r>
-    </w:p>
-    <w:p>
-      <w:r>
-        <w:t xml:space="preserve"> </w:t>
-      </w:r>
-      <w:r>
-        <w:t>I</w:t>
-      </w:r>
-      <w:r>
-        <w:t>nvoca la herramienta con: `{"familia": "</w:t>
-      </w:r>
-      <w:r>
-        <w:t>BUFFERS</w:t>
-      </w:r>
-      <w:r>
-        <w:t>", "</w:t>
-      </w:r>
-      <w:r>
-        <w:t>diam_ext</w:t>
-      </w:r>
-      <w:r>
-        <w:t xml:space="preserve"> </w:t>
-      </w:r>
-      <w:r>
-        <w:t>": "</w:t>
-      </w:r>
-      <w:r>
-        <w:t>65.5</w:t>
-      </w:r>
-      <w:r>
-        <w:t>", "</w:t>
-      </w:r>
-      <w:r>
-        <w:t>altura</w:t>
-      </w:r>
-      <w:r>
-        <w:t>": "</w:t>
-      </w:r>
-      <w:r>
-        <w:t>6.3</w:t>
-      </w:r>
-      <w:r>
-        <w:t xml:space="preserve">", "diam_int": </w:t>
-      </w:r>
-      <w:r>
-        <w:t>“</w:t>
-      </w:r>
-      <w:r>
-        <w:t>50</w:t>
-      </w:r>
-      <w:r>
-        <w:t>”, sist_med”: “mm”</w:t>
-      </w:r>
-      <w:r>
-        <w:t>}`.</w:t>
-      </w:r>
-      <w:r>
-        <w:t xml:space="preserve"> </w:t>
-      </w:r>
-      <w:r>
-        <w:t>Antes de llamar a la herramienta consultar_catalogo, DEBES asegurarte de que el parámetro 'familia' corresponda EXACTAMENTE a una de las familias listadas en el catálogo de SEAL MARKET. Si</w:t>
-      </w:r>
-      <w:r>
-        <w:t xml:space="preserve"> </w:t>
-      </w:r>
-      <w:r>
-        <w:t>el usuario menciona una familia ambigua (como 'sello'), debes consultar tu Base de Conocimiento para ver las familias válidas y pedirle al usuario que elija una, dándole ejemplos concretos.</w:t>
-      </w:r>
-      <w:r>
-        <w:t xml:space="preserve"> Si el usuario se muestra insoluto, pregúntale en cuál componente del cilindro hidráulico está colocado su sello (estopero o pistón). Puedes indagar la familia yendo del nivel superior (ubicación) hacia el nivel inferior (familia).</w:t>
-      </w:r>
-    </w:p>
-    <w:p>
-      <w:r>
-        <w:lastRenderedPageBreak/>
-        <w:t>Si la consulta no arroja resultados intenta utilizando solo la dimensión preponderante que se indica en la tabla anterior</w:t>
-      </w:r>
-      <w:r>
-        <w:t>, así como el sist_med</w:t>
-      </w:r>
-      <w:r>
-        <w:t>.</w:t>
-      </w:r>
-      <w:r>
-        <w:t xml:space="preserve"> Si de nuevo no arroja resultados pregunta si está seguro del sistema de medición.</w:t>
-      </w:r>
-    </w:p>
-    <w:p/>
-    <w:p>
-      <w:r>
-        <w:t xml:space="preserve">**Instrucción de Respuesta:** </w:t>
-      </w:r>
-    </w:p>
-    <w:p>
-      <w:r>
-        <w:t xml:space="preserve">Si la herramienta devuelve varios resultados </w:t>
-      </w:r>
-      <w:r>
-        <w:t xml:space="preserve">(hasta 7) </w:t>
-      </w:r>
-      <w:r>
-        <w:t>muestra al cliente las opciones, solo la descripción, medidas y foto del perfil, pregúntale cuál opción se parece más a la que está buscando y vuelve a invocar la herramienta con la nueva información proporcionada si es que no la tienes. Le muestras la información ampliada del producto, mostrando además de la descripción, medidas, foto del perfil, y el precio.</w:t>
-      </w:r>
-    </w:p>
     <w:sectPr>
       <w:pgSz w:w="12240" w:h="15840"/>
       <w:pgMar w:top="1417" w:right="1701" w:bottom="1417" w:left="1701" w:header="708" w:footer="708" w:gutter="0"/>

--- a/SEAL _MARKET_RAG.docx
+++ b/SEAL _MARKET_RAG.docx
@@ -141,39 +141,18 @@
     <w:p/>
     <w:p>
       <w:r>
-        <w:t xml:space="preserve">## 5. </w:t>
-      </w:r>
-      <w:r>
-        <w:t>Sobre Nosotros y Ubicación</w:t>
-      </w:r>
-    </w:p>
-    <w:p>
-      <w:r>
-        <w:t xml:space="preserve">Somos SEAL MARKET. Operamos principalmente como un modelo de e-commerce </w:t>
-      </w:r>
-      <w:r>
-        <w:t>c</w:t>
-      </w:r>
-      <w:r>
-        <w:t>on envíos a todo México. Contamos con ubicaciones</w:t>
-      </w:r>
-      <w:r>
-        <w:t xml:space="preserve"> </w:t>
-      </w:r>
-      <w:r>
-        <w:t xml:space="preserve">físicas o almacenes en </w:t>
-      </w:r>
-      <w:r>
-        <w:t>la ciudad de Durango; Mazatlán; Guadalupe, Zac. y la ciudad de Querétaro</w:t>
-      </w:r>
-      <w:r>
-        <w:t>. Si un cliente desea pasar por su material a mostrador, sí es posible,</w:t>
-      </w:r>
-      <w:r>
-        <w:t xml:space="preserve"> </w:t>
-      </w:r>
-      <w:r>
-        <w:t>pero se debe coordinar primero el pago y la existencia.</w:t>
+        <w:t>## 5. Sobre Nosotros y Ubicación</w:t>
+      </w:r>
+    </w:p>
+    <w:p>
+      <w:r>
+        <w:t xml:space="preserve">Somos </w:t>
+      </w:r>
+      <w:r>
+        <w:t>SELLOS DEL NORTE</w:t>
+      </w:r>
+      <w:r>
+        <w:t>. Operamos principalmente como un modelo de e-commerce con envíos a todo México. Contamos con ubicaciones físicas o almacenes en la ciudad de Durango; Mazatlán; Guadalupe, Zac. y la ciudad de Querétaro. Si un cliente desea pasar por su material a mostrador, sí es posible, pero se debe coordinar primero el pago y la existencia.</w:t>
       </w:r>
     </w:p>
     <w:p/>
